--- a/docs/exports/OpenTypora-README.docx
+++ b/docs/exports/OpenTypora-README.docx
@@ -125,75 +125,59 @@
           <w:i/>
           <w:iCs/>
         </w:rPr>
-        <w:t xml:space="preserve">、 窗口标题与菜单栏都叫 OpenTypora。</w:t>
-      </w:r>
-      <w:r>
-        <w:rPr>
-          <w:b/>
-          <w:bCs/>
+        <w:t xml:space="preserve">、 窗口标题与菜单栏都叫 OpenTypora。同一个数据目录里的旧键会在首启改名： </w:t>
+      </w:r>
+      <w:r>
+        <w:rPr>
+          <w:rStyle w:val="CodeChar"/>
+        </w:rPr>
+        <w:t xml:space="preserve">localStorage</w:t>
+      </w:r>
+      <w:r>
+        <w:rPr>
           <w:i/>
           <w:iCs/>
         </w:rPr>
-        <w:t xml:space="preserve">旧数据会自动接上</w:t>
+        <w:t xml:space="preserve"> 中 </w:t>
+      </w:r>
+      <w:r>
+        <w:rPr>
+          <w:rStyle w:val="CodeChar"/>
+        </w:rPr>
+        <w:t xml:space="preserve">typora.*</w:t>
       </w:r>
       <w:r>
         <w:rPr>
           <w:i/>
           <w:iCs/>
         </w:rPr>
-        <w:t xml:space="preserve">：</w:t>
-      </w:r>
-      <w:r>
-        <w:rPr>
-          <w:rStyle w:val="CodeChar"/>
-        </w:rPr>
-        <w:t xml:space="preserve">localStorage</w:t>
+        <w:t xml:space="preserve"> 的偏好与会话搬到 </w:t>
+      </w:r>
+      <w:r>
+        <w:rPr>
+          <w:rStyle w:val="CodeChar"/>
+        </w:rPr>
+        <w:t xml:space="preserve">opentypora.*</w:t>
       </w:r>
       <w:r>
         <w:rPr>
           <w:i/>
           <w:iCs/>
         </w:rPr>
-        <w:t xml:space="preserve"> 里 </w:t>
-      </w:r>
-      <w:r>
-        <w:rPr>
-          <w:rStyle w:val="CodeChar"/>
-        </w:rPr>
-        <w:t xml:space="preserve">typora.*</w:t>
+        <w:t xml:space="preserve">（目标键已有值不覆盖， 旧键随即删除）。目录只用自己的——用户主题目录固定是 </w:t>
+      </w:r>
+      <w:r>
+        <w:rPr>
+          <w:rStyle w:val="CodeChar"/>
+        </w:rPr>
+        <w:t xml:space="preserve">~/Library/Application Support/OpenTypora/themes</w:t>
       </w:r>
       <w:r>
         <w:rPr>
           <w:i/>
           <w:iCs/>
         </w:rPr>
-        <w:t xml:space="preserve"> 的偏好与会话首启搬到 </w:t>
-      </w:r>
-      <w:r>
-        <w:rPr>
-          <w:rStyle w:val="CodeChar"/>
-        </w:rPr>
-        <w:t xml:space="preserve">opentypora.*</w:t>
-      </w:r>
-      <w:r>
-        <w:rPr>
-          <w:i/>
-          <w:iCs/>
-        </w:rPr>
-        <w:t xml:space="preserve">。目录只用自己的—— 用户主题目录固定是 </w:t>
-      </w:r>
-      <w:r>
-        <w:rPr>
-          <w:rStyle w:val="CodeChar"/>
-        </w:rPr>
-        <w:t xml:space="preserve">~/Library/Application Support/OpenTypora/themes</w:t>
-      </w:r>
-      <w:r>
-        <w:rPr>
-          <w:i/>
-          <w:iCs/>
-        </w:rPr>
-        <w:t xml:space="preserve">， 不读也不写真 Typora 的目录。</w:t>
+        <w:t xml:space="preserve">，不读也不写真 Typora 的目录。</w:t>
       </w:r>
     </w:p>
     <w:p>
@@ -12288,7 +12272,7 @@
         <w:rPr>
           <w:rStyle w:val="CodeChar"/>
         </w:rPr>
-        <w:t xml:space="preserve">$TMPDIR/typora-build-old-&lt;pid&gt;</w:t>
+        <w:t xml:space="preserve">$TMPDIR/opentypora-build-old-&lt;pid&gt;</w:t>
       </w:r>
       <w:r>
         <w:rPr>
@@ -12458,6 +12442,84 @@
       </w:r>
       <w:r>
         <w:t xml:space="preserve"> 过去即可）。</w:t>
+      </w:r>
+    </w:p>
+    <w:p>
+      <w:pPr>
+        <w:pStyle w:val="ListParagraph"/>
+        <w:numPr>
+          <w:ilvl w:val="0"/>
+          <w:numId w:val="1"/>
+        </w:numPr>
+        <w:spacing w:before="0" w:after="60" w:line="300" w:lineRule="auto"/>
+        <w:ind w:left="720" w:hanging="360"/>
+      </w:pPr>
+      <w:r>
+        <w:rPr>
+          <w:rStyle w:val="CodeChar"/>
+        </w:rPr>
+        <w:t xml:space="preserve">typora.*</w:t>
+      </w:r>
+      <w:r>
+        <w:t xml:space="preserve"> → </w:t>
+      </w:r>
+      <w:r>
+        <w:rPr>
+          <w:rStyle w:val="CodeChar"/>
+        </w:rPr>
+        <w:t xml:space="preserve">opentypora.*</w:t>
+      </w:r>
+      <w:r>
+        <w:t xml:space="preserve"> 的自动改名</w:t>
+      </w:r>
+      <w:r>
+        <w:rPr>
+          <w:b/>
+          <w:bCs/>
+        </w:rPr>
+        <w:t xml:space="preserve">只在同一个 WKWebView 数据目录内生效</w:t>
+      </w:r>
+      <w:r>
+        <w:t xml:space="preserve">。
+bundle id 一变，数据目录也跟着变（</w:t>
+      </w:r>
+      <w:r>
+        <w:rPr>
+          <w:rStyle w:val="CodeChar"/>
+        </w:rPr>
+        <w:t xml:space="preserve">~/Library/WebKit/local.fw.opentypora</w:t>
+      </w:r>
+      <w:r>
+        <w:t xml:space="preserve"> vs
+</w:t>
+      </w:r>
+      <w:r>
+        <w:rPr>
+          <w:rStyle w:val="CodeChar"/>
+        </w:rPr>
+        <w:t xml:space="preserve">local.fw.typora</w:t>
+      </w:r>
+      <w:r>
+        <w:t xml:space="preserve">），旧目录里的偏好与最近文件不会自己接上；要留就手动把
+</w:t>
+      </w:r>
+      <w:r>
+        <w:rPr>
+          <w:rStyle w:val="CodeChar"/>
+        </w:rPr>
+        <w:t xml:space="preserve">&lt;旧目录&gt;/.../LocalStorage/localstorage.sqlite3</w:t>
+      </w:r>
+      <w:r>
+        <w:t xml:space="preserve"> 里 </w:t>
+      </w:r>
+      <w:r>
+        <w:rPr>
+          <w:rStyle w:val="CodeChar"/>
+        </w:rPr>
+        <w:t xml:space="preserve">typora.*</w:t>
+      </w:r>
+      <w:r>
+        <w:t xml:space="preserve"> 那几行抄进新库。</w:t>
       </w:r>
     </w:p>
     <w:p>

--- a/docs/exports/OpenTypora-README.docx
+++ b/docs/exports/OpenTypora-README.docx
@@ -19,62 +19,72 @@
           <w:i/>
           <w:iCs/>
         </w:rPr>
-        <w:t xml:space="preserve">原名「Typora（自研克隆版）」，为避免与商业软件重名改成 </w:t>
-      </w:r>
-      <w:r>
-        <w:rPr>
-          <w:b/>
-          <w:bCs/>
+        <w:t xml:space="preserve">macOS 单平台：AppKit + WKWebView 外壳，前端纯 HTML/CSS/JS，不依赖 npm。 外部标识：</w:t>
+      </w:r>
+      <w:r>
+        <w:rPr>
+          <w:rStyle w:val="CodeChar"/>
+        </w:rPr>
+        <w:t xml:space="preserve">OpenTypora.app</w:t>
+      </w:r>
+      <w:r>
+        <w:rPr>
           <w:i/>
           <w:iCs/>
         </w:rPr>
-        <w:t xml:space="preserve">OpenTypora</w:t>
+        <w:t xml:space="preserve">（可执行文件 </w:t>
+      </w:r>
+      <w:r>
+        <w:rPr>
+          <w:rStyle w:val="CodeChar"/>
+        </w:rPr>
+        <w:t xml:space="preserve">Contents/MacOS/OpenTypora</w:t>
       </w:r>
       <w:r>
         <w:rPr>
           <w:i/>
           <w:iCs/>
         </w:rPr>
-        <w:t xml:space="preserve">。 功能目标没变：对齐 Typora 1.14 的行为，front matter 里的 </w:t>
-      </w:r>
-      <w:r>
-        <w:rPr>
-          <w:rStyle w:val="CodeChar"/>
-        </w:rPr>
-        <w:t xml:space="preserve">typora-*</w:t>
+        <w:t xml:space="preserve">）、 bundle id </w:t>
+      </w:r>
+      <w:r>
+        <w:rPr>
+          <w:rStyle w:val="CodeChar"/>
+        </w:rPr>
+        <w:t xml:space="preserve">local.fw.opentypora</w:t>
       </w:r>
       <w:r>
         <w:rPr>
           <w:i/>
           <w:iCs/>
         </w:rPr>
-        <w:t xml:space="preserve"> 键 （</w:t>
-      </w:r>
-      <w:r>
-        <w:rPr>
-          <w:rStyle w:val="CodeChar"/>
-        </w:rPr>
-        <w:t xml:space="preserve">typora-copy-images-to</w:t>
+        <w:t xml:space="preserve">、命令行 </w:t>
+      </w:r>
+      <w:r>
+        <w:rPr>
+          <w:rStyle w:val="CodeChar"/>
+        </w:rPr>
+        <w:t xml:space="preserve">opentypora</w:t>
       </w:r>
       <w:r>
         <w:rPr>
           <w:i/>
           <w:iCs/>
         </w:rPr>
-        <w:t xml:space="preserve"> / </w:t>
-      </w:r>
-      <w:r>
-        <w:rPr>
-          <w:rStyle w:val="CodeChar"/>
-        </w:rPr>
-        <w:t xml:space="preserve">typora-root-url</w:t>
+        <w:t xml:space="preserve">、用户数据目录 </w:t>
+      </w:r>
+      <w:r>
+        <w:rPr>
+          <w:rStyle w:val="CodeChar"/>
+        </w:rPr>
+        <w:t xml:space="preserve">~/Library/Application Support/OpenTypora</w:t>
       </w:r>
       <w:r>
         <w:rPr>
           <w:i/>
           <w:iCs/>
         </w:rPr>
-        <w:t xml:space="preserve">）保持兼容 —— 那些是文档格式约定， 改了就不认别人的文档了。</w:t>
+        <w:t xml:space="preserve">。</w:t>
       </w:r>
     </w:p>
     <w:p>
@@ -86,98 +96,33 @@
           <w:i/>
           <w:iCs/>
         </w:rPr>
-        <w:t xml:space="preserve">改名涉及的外部标识：bundle id </w:t>
-      </w:r>
-      <w:r>
-        <w:rPr>
-          <w:rStyle w:val="CodeChar"/>
-        </w:rPr>
-        <w:t xml:space="preserve">local.fw.opentypora</w:t>
+        <w:t xml:space="preserve">兼容社区通行的 front matter 键 </w:t>
+      </w:r>
+      <w:r>
+        <w:rPr>
+          <w:rStyle w:val="CodeChar"/>
+        </w:rPr>
+        <w:t xml:space="preserve">typora-copy-images-to</w:t>
       </w:r>
       <w:r>
         <w:rPr>
           <w:i/>
           <w:iCs/>
         </w:rPr>
-        <w:t xml:space="preserve">、可执行文件 </w:t>
-      </w:r>
-      <w:r>
-        <w:rPr>
-          <w:rStyle w:val="CodeChar"/>
-        </w:rPr>
-        <w:t xml:space="preserve">OpenTypora.app/Contents/MacOS/OpenTypora</w:t>
+        <w:t xml:space="preserve"> 与 </w:t>
+      </w:r>
+      <w:r>
+        <w:rPr>
+          <w:rStyle w:val="CodeChar"/>
+        </w:rPr>
+        <w:t xml:space="preserve">typora-root-url</w:t>
       </w:r>
       <w:r>
         <w:rPr>
           <w:i/>
           <w:iCs/>
         </w:rPr>
-        <w:t xml:space="preserve">、命令行 </w:t>
-      </w:r>
-      <w:r>
-        <w:rPr>
-          <w:rStyle w:val="CodeChar"/>
-        </w:rPr>
-        <w:t xml:space="preserve">opentypora</w:t>
-      </w:r>
-      <w:r>
-        <w:rPr>
-          <w:i/>
-          <w:iCs/>
-        </w:rPr>
-        <w:t xml:space="preserve">、 窗口标题与菜单栏都叫 OpenTypora。同一个数据目录里的旧键会在首启改名： </w:t>
-      </w:r>
-      <w:r>
-        <w:rPr>
-          <w:rStyle w:val="CodeChar"/>
-        </w:rPr>
-        <w:t xml:space="preserve">localStorage</w:t>
-      </w:r>
-      <w:r>
-        <w:rPr>
-          <w:i/>
-          <w:iCs/>
-        </w:rPr>
-        <w:t xml:space="preserve"> 中 </w:t>
-      </w:r>
-      <w:r>
-        <w:rPr>
-          <w:rStyle w:val="CodeChar"/>
-        </w:rPr>
-        <w:t xml:space="preserve">typora.*</w:t>
-      </w:r>
-      <w:r>
-        <w:rPr>
-          <w:i/>
-          <w:iCs/>
-        </w:rPr>
-        <w:t xml:space="preserve"> 的偏好与会话搬到 </w:t>
-      </w:r>
-      <w:r>
-        <w:rPr>
-          <w:rStyle w:val="CodeChar"/>
-        </w:rPr>
-        <w:t xml:space="preserve">opentypora.*</w:t>
-      </w:r>
-      <w:r>
-        <w:rPr>
-          <w:i/>
-          <w:iCs/>
-        </w:rPr>
-        <w:t xml:space="preserve">（目标键已有值不覆盖， 旧键随即删除）。目录只用自己的——用户主题目录固定是 </w:t>
-      </w:r>
-      <w:r>
-        <w:rPr>
-          <w:rStyle w:val="CodeChar"/>
-        </w:rPr>
-        <w:t xml:space="preserve">~/Library/Application Support/OpenTypora/themes</w:t>
-      </w:r>
-      <w:r>
-        <w:rPr>
-          <w:i/>
-          <w:iCs/>
-        </w:rPr>
-        <w:t xml:space="preserve">，不读也不写真 Typora 的目录。</w:t>
+        <w:t xml:space="preserve"> （决定图片落盘目录与正文引用的相对基准）—— 别的编辑器写的文档拿过来照样认。</w:t>
       </w:r>
     </w:p>
     <w:p>
@@ -1342,7 +1287,7 @@
         <w:br/>
       </w:r>
       <w:r>
-        <w:t xml:space="preserve">└── docs/                 验证截图 + exports/（README 导出的 docx / epub / tex 样例）</w:t>
+        <w:t xml:space="preserve">└── docs/                  spec.md（功能规格与验证记录）+ 验证截图 + exports/（README 导出的 docx / epub / tex 样例）</w:t>
       </w:r>
     </w:p>
     <w:p>
@@ -1404,7 +1349,7 @@
         <w:pStyle w:val="CodeBlock"/>
       </w:pPr>
       <w:r>
-        <w:t xml:space="preserve">node test/runall.js          # 57 个套件，3318 项全绿；DOM 套件需要 build/shot</w:t>
+        <w:t xml:space="preserve">node test/runall.js          # 57 个套件，3316 项全绿；DOM 套件需要 build/shot</w:t>
       </w:r>
     </w:p>
     <w:p>
@@ -1597,7 +1542,7 @@
         <w:t xml:space="preserve">扩展语法</w:t>
       </w:r>
       <w:r>
-        <w:t xml:space="preserve">（与 Typora 对齐的那批）：</w:t>
+        <w:t xml:space="preserve">（GFM 之外的常用方言）：</w:t>
       </w:r>
     </w:p>
     <w:p>
@@ -1680,7 +1625,7 @@
         <w:t xml:space="preserve">www.</w:t>
       </w:r>
       <w:r>
-        <w:t xml:space="preserve"> 自动成链；尾部标点、成对括号、中英文混排都按 Typora 的边界处理，
+        <w:t xml:space="preserve"> 自动成链；尾部标点、成对括号、中英文混排都按中文排版边界处理，
 不会把句号或中文标点吃进 </w:t>
       </w:r>
       <w:r>
@@ -2563,7 +2508,7 @@
       </w:r>
       <w:r>
         <w:t xml:space="preserve"> 这类整块
-HTML 直接按 HTML 渲染（Typora 行为），点一下整块切回源码编辑</w:t>
+HTML 直接按 HTML 渲染，点一下整块切回源码编辑</w:t>
       </w:r>
     </w:p>
     <w:p>
@@ -9067,7 +9012,7 @@
         <w:pStyle w:val="CodeBlock"/>
       </w:pPr>
       <w:r>
-        <w:t xml:space="preserve">node test/runall.js            # 合计 3318/3318（57 个套件）</w:t>
+        <w:t xml:space="preserve">node test/runall.js            # 合计 3316/3316（57 个套件）</w:t>
       </w:r>
       <w:r>
         <w:br/>
@@ -12392,28 +12337,7 @@
         <w:ind w:left="720" w:hanging="360"/>
       </w:pPr>
       <w:r>
-        <w:t xml:space="preserve">改名（Typora → OpenTypora）不会自动清理旧安装：</w:t>
-      </w:r>
-      <w:r>
-        <w:rPr>
-          <w:rStyle w:val="CodeChar"/>
-        </w:rPr>
-        <w:t xml:space="preserve">/Applications/Typora.app</w:t>
-      </w:r>
-      <w:r>
-        <w:t xml:space="preserve"> 会一直躺在
-原处，bundle id 不同所以两个能并存；不要旧版就自己拖进废纸篓。两者</w:t>
-      </w:r>
-      <w:r>
-        <w:rPr>
-          <w:b/>
-          <w:bCs/>
-        </w:rPr>
-        <w:t xml:space="preserve">互不读取</w:t>
-      </w:r>
-      <w:r>
-        <w:t xml:space="preserve">
-对方的数据 —— OpenTypora 只用 </w:t>
+        <w:t xml:space="preserve">用户主题目录固定是 </w:t>
       </w:r>
       <w:r>
         <w:rPr>
@@ -12422,17 +12346,8 @@
         <w:t xml:space="preserve">~/Library/Application Support/OpenTypora/themes</w:t>
       </w:r>
       <w:r>
-        <w:t xml:space="preserve">，
-老的 </w:t>
-      </w:r>
-      <w:r>
-        <w:rPr>
-          <w:rStyle w:val="CodeChar"/>
-        </w:rPr>
-        <w:t xml:space="preserve">.../Typora/themes</w:t>
-      </w:r>
-      <w:r>
-        <w:t xml:space="preserve"> 里的主题不会自动搬过来（自己 </w:t>
+        <w:t xml:space="preserve">；其它编辑器的
+主题 CSS 不会自动接上，要自己 </w:t>
       </w:r>
       <w:r>
         <w:rPr>
@@ -12441,85 +12356,7 @@
         <w:t xml:space="preserve">cp *.css</w:t>
       </w:r>
       <w:r>
-        <w:t xml:space="preserve"> 过去即可）。</w:t>
-      </w:r>
-    </w:p>
-    <w:p>
-      <w:pPr>
-        <w:pStyle w:val="ListParagraph"/>
-        <w:numPr>
-          <w:ilvl w:val="0"/>
-          <w:numId w:val="1"/>
-        </w:numPr>
-        <w:spacing w:before="0" w:after="60" w:line="300" w:lineRule="auto"/>
-        <w:ind w:left="720" w:hanging="360"/>
-      </w:pPr>
-      <w:r>
-        <w:rPr>
-          <w:rStyle w:val="CodeChar"/>
-        </w:rPr>
-        <w:t xml:space="preserve">typora.*</w:t>
-      </w:r>
-      <w:r>
-        <w:t xml:space="preserve"> → </w:t>
-      </w:r>
-      <w:r>
-        <w:rPr>
-          <w:rStyle w:val="CodeChar"/>
-        </w:rPr>
-        <w:t xml:space="preserve">opentypora.*</w:t>
-      </w:r>
-      <w:r>
-        <w:t xml:space="preserve"> 的自动改名</w:t>
-      </w:r>
-      <w:r>
-        <w:rPr>
-          <w:b/>
-          <w:bCs/>
-        </w:rPr>
-        <w:t xml:space="preserve">只在同一个 WKWebView 数据目录内生效</w:t>
-      </w:r>
-      <w:r>
-        <w:t xml:space="preserve">。
-bundle id 一变，数据目录也跟着变（</w:t>
-      </w:r>
-      <w:r>
-        <w:rPr>
-          <w:rStyle w:val="CodeChar"/>
-        </w:rPr>
-        <w:t xml:space="preserve">~/Library/WebKit/local.fw.opentypora</w:t>
-      </w:r>
-      <w:r>
-        <w:t xml:space="preserve"> vs
-</w:t>
-      </w:r>
-      <w:r>
-        <w:rPr>
-          <w:rStyle w:val="CodeChar"/>
-        </w:rPr>
-        <w:t xml:space="preserve">local.fw.typora</w:t>
-      </w:r>
-      <w:r>
-        <w:t xml:space="preserve">），旧目录里的偏好与最近文件不会自己接上；要留就手动把
-</w:t>
-      </w:r>
-      <w:r>
-        <w:rPr>
-          <w:rStyle w:val="CodeChar"/>
-        </w:rPr>
-        <w:t xml:space="preserve">&lt;旧目录&gt;/.../LocalStorage/localstorage.sqlite3</w:t>
-      </w:r>
-      <w:r>
-        <w:t xml:space="preserve"> 里 </w:t>
-      </w:r>
-      <w:r>
-        <w:rPr>
-          <w:rStyle w:val="CodeChar"/>
-        </w:rPr>
-        <w:t xml:space="preserve">typora.*</w:t>
-      </w:r>
-      <w:r>
-        <w:t xml:space="preserve"> 那几行抄进新库。</w:t>
+        <w:t xml:space="preserve"> 过去（然后重启）。</w:t>
       </w:r>
     </w:p>
     <w:p>
@@ -13448,7 +13285,7 @@
         <w:ind w:left="720" w:hanging="360"/>
       </w:pPr>
       <w:r>
-        <w:t xml:space="preserve">与 Typora V1 的逐项功能核对（120 项：119 完整 / 0 部分 / 1 未实现）见
+        <w:t xml:space="preserve">功能规格与逐项验证记录（120 项：119 完整 / 0 部分 / 1 未实现）见
 </w:t>
       </w:r>
       <w:hyperlink r:id="rId8">
@@ -13456,11 +13293,11 @@
           <w:rPr>
             <w:rStyle w:val="CodeChar"/>
           </w:rPr>
-          <w:t xml:space="preserve">docs/v1-parity.md</w:t>
+          <w:t xml:space="preserve">docs/spec.md</w:t>
         </w:r>
       </w:hyperlink>
       <w:r>
-        <w:t xml:space="preserve">，含二十轮补做记录与剩余缺口。</w:t>
+        <w:t xml:space="preserve">，含历轮补做记录、行为取舍与踩过的坑。</w:t>
       </w:r>
     </w:p>
     <w:p>
@@ -13485,18 +13322,6 @@
       </w:hyperlink>
       <w:r>
         <w:t xml:space="preserve">。内置第三方组件：Mermaid（MIT）、KaTeX（MIT，含 woff2 字体）。</w:t>
-      </w:r>
-    </w:p>
-    <w:p>
-      <w:r>
-        <w:rPr>
-          <w:rStyle w:val="CodeChar"/>
-        </w:rPr>
-        <w:t xml:space="preserve">docs/v1-parity.md</w:t>
-      </w:r>
-      <w:r>
-        <w:t xml:space="preserve"> 是与 Typora 1.14 的行为核对记录；Typora 是其权利人的商标，
-本项目与 Typora 官方没有任何关系，也不包含它的任何代码。</w:t>
       </w:r>
     </w:p>
     <w:sectPr>
